--- a/docs/Documento de diseño lumo y umbra.docx
+++ b/docs/Documento de diseño lumo y umbra.docx
@@ -323,7 +323,7 @@
           </w:tcPr>
           <w:p>
             <w:r>
-              <w:t xml:space="preserve">última estable</w:t>
+              <w:t xml:space="preserve">8.3.3 (fijada, sin ^)</w:t>
             </w:r>
           </w:p>
         </w:tc>
@@ -363,7 +363,7 @@
           </w:tcPr>
           <w:p>
             <w:r>
-              <w:t xml:space="preserve">última estable, </w:t>
+              <w:t xml:space="preserve">7.0.2 (fijada), </w:t>
             </w:r>
             <w:r>
               <w:rPr>
@@ -441,7 +441,7 @@
           </w:tcPr>
           <w:p>
             <w:r>
-              <w:t xml:space="preserve">última estable</w:t>
+              <w:t xml:space="preserve">5.0.3 (fijada, sin ^)</w:t>
             </w:r>
           </w:p>
         </w:tc>
@@ -481,7 +481,7 @@
           </w:tcPr>
           <w:p>
             <w:r>
-              <w:t>opcional</w:t>
+              <w:t>opcional (solo desarrollo)</w:t>
             </w:r>
           </w:p>
         </w:tc>
@@ -499,7 +499,7 @@
               <w:rPr>
                 <w:lang w:val="es-ES"/>
               </w:rPr>
-              <w:t>Capturas de pantalla para que el agente verifique visualmente</w:t>
+              <w:t>Capturas de los niveles con el juego real para revisarlos visualmente</w:t>
             </w:r>
           </w:p>
         </w:tc>
@@ -797,39 +797,117 @@
           <w:b/>
           <w:lang w:val="es-ES"/>
         </w:rPr>
-        <w:t>Parámetros de movimiento iniciales</w:t>
-      </w:r>
-      <w:r>
-        <w:rPr>
-          <w:lang w:val="es-ES"/>
-        </w:rPr>
-        <w:t xml:space="preserve"> velocidad horizontal 200 px/s, aceleración alta para respuesta inmediata, gravedad 1200 px/s², salto -480 px/s. Incluir </w:t>
-      </w:r>
-      <w:r>
-        <w:rPr>
-          <w:i/>
-          <w:lang w:val="es-ES"/>
-        </w:rPr>
-        <w:t>coyote time</w:t>
-      </w:r>
-      <w:r>
-        <w:rPr>
-          <w:lang w:val="es-ES"/>
-        </w:rPr>
-        <w:t xml:space="preserve"> (100 ms para saltar después de dejar el borde) y </w:t>
-      </w:r>
-      <w:r>
-        <w:rPr>
-          <w:i/>
-          <w:lang w:val="es-ES"/>
-        </w:rPr>
-        <w:t xml:space="preserve">jump buffer</w:t>
-      </w:r>
-      <w:r>
-        <w:rPr>
-          <w:lang w:val="es-ES"/>
-        </w:rPr>
-        <w:t xml:space="preserve"> (100 ms para registrar el salto apretado justo antes de tocar el piso). Salto variable: soltar la tecla corta el salto.</w:t>
+        <w:t xml:space="preserve">Parámetros de movimiento:</w:t>
+      </w:r>
+      <w:r>
+        <w:rPr>
+          <w:lang w:val="es-ES"/>
+        </w:rPr>
+        <w:t xml:space="preserve"> velocidad horizontal </w:t>
+      </w:r>
+      <w:r>
+        <w:rPr>
+          <w:rStyle w:val="CodeChar"/>
+          <w:lang w:val="es-ES"/>
+        </w:rPr>
+        <w:t xml:space="preserve">200</w:t>
+      </w:r>
+      <w:r>
+        <w:rPr>
+          <w:lang w:val="es-ES"/>
+        </w:rPr>
+        <w:t xml:space="preserve"> px/s, aceleración </w:t>
+      </w:r>
+      <w:r>
+        <w:rPr>
+          <w:rStyle w:val="CodeChar"/>
+          <w:lang w:val="es-ES"/>
+        </w:rPr>
+        <w:t xml:space="preserve">2400</w:t>
+      </w:r>
+      <w:r>
+        <w:rPr>
+          <w:lang w:val="es-ES"/>
+        </w:rPr>
+        <w:t xml:space="preserve"> px/s² (respuesta inmediata), gravedad </w:t>
+      </w:r>
+      <w:r>
+        <w:rPr>
+          <w:rStyle w:val="CodeChar"/>
+          <w:lang w:val="es-ES"/>
+        </w:rPr>
+        <w:t xml:space="preserve">1200</w:t>
+      </w:r>
+      <w:r>
+        <w:rPr>
+          <w:lang w:val="es-ES"/>
+        </w:rPr>
+        <w:t xml:space="preserve"> px/s², salto </w:t>
+      </w:r>
+      <w:r>
+        <w:rPr>
+          <w:rStyle w:val="CodeChar"/>
+          <w:lang w:val="es-ES"/>
+        </w:rPr>
+        <w:t xml:space="preserve">-480</w:t>
+      </w:r>
+      <w:r>
+        <w:rPr>
+          <w:lang w:val="es-ES"/>
+        </w:rPr>
+        <w:t xml:space="preserve"> px/s. Coyote time de </w:t>
+      </w:r>
+      <w:r>
+        <w:rPr>
+          <w:rStyle w:val="CodeChar"/>
+          <w:lang w:val="es-ES"/>
+        </w:rPr>
+        <w:t xml:space="preserve">100</w:t>
+      </w:r>
+      <w:r>
+        <w:rPr>
+          <w:lang w:val="es-ES"/>
+        </w:rPr>
+        <w:t xml:space="preserve"> ms (saltar justo después de dejar el borde) y jump buffer de </w:t>
+      </w:r>
+      <w:r>
+        <w:rPr>
+          <w:rStyle w:val="CodeChar"/>
+          <w:lang w:val="es-ES"/>
+        </w:rPr>
+        <w:t xml:space="preserve">100</w:t>
+      </w:r>
+      <w:r>
+        <w:rPr>
+          <w:lang w:val="es-ES"/>
+        </w:rPr>
+        <w:t xml:space="preserve"> ms (registrar el salto apretado justo antes de tocar el piso). Salto variable: soltar la tecla mientras sube multiplica la velocidad de subida por </w:t>
+      </w:r>
+      <w:r>
+        <w:rPr>
+          <w:rStyle w:val="CodeChar"/>
+          <w:lang w:val="es-ES"/>
+        </w:rPr>
+        <w:t xml:space="preserve">0,5</w:t>
+      </w:r>
+      <w:r>
+        <w:rPr>
+          <w:lang w:val="es-ES"/>
+        </w:rPr>
+        <w:t xml:space="preserve">. Los valores viven en </w:t>
+      </w:r>
+      <w:r>
+        <w:rPr>
+          <w:rStyle w:val="CodeChar"/>
+          <w:lang w:val="es-ES"/>
+        </w:rPr>
+        <w:t xml:space="preserve">src/config/physics.ts</w:t>
+      </w:r>
+      <w:r>
+        <w:rPr>
+          <w:lang w:val="es-ES"/>
+        </w:rPr>
+        <w:t xml:space="preserve">.</w:t>
       </w:r>
     </w:p>
     <w:p>
@@ -889,6 +967,26 @@
           <w:lang w:val="es-ES"/>
         </w:rPr>
         <w:t xml:space="preserve"> (32 px). Por eso, todo hueco de 1 tile es un pasaje: lo que deba bloquear tiene que cerrar el hueco entero.</w:t>
+      </w:r>
+    </w:p>
+    <w:p>
+      <w:pPr>
+        <w:rPr>
+          <w:lang w:val="es-ES"/>
+        </w:rPr>
+      </w:pPr>
+      <w:r>
+        <w:rPr>
+          <w:b/>
+          <w:lang w:val="es-ES"/>
+        </w:rPr>
+        <w:t xml:space="preserve">Lumo y Umbra no chocan entre sí:</w:t>
+      </w:r>
+      <w:r>
+        <w:rPr>
+          <w:lang w:val="es-ES"/>
+        </w:rPr>
+        <w:t xml:space="preserve"> se atraviesan y no se pueden usar de plataforma; solo interactúan a través de botones, palancas, cristales, barreras y demás elementos del nivel.</w:t>
       </w:r>
     </w:p>
     <w:p>
@@ -1140,7 +1238,7 @@
               <w:rPr>
                 <w:lang w:val="es-ES"/>
               </w:rPr>
-              <w:t>Se alterna al tocarla; abre o cierra compuertas de forma permanente</w:t>
+              <w:t>Se alterna al pisarla (una vez por contacto; hay que bajarse y volver a pisarla); abre o cierra las compuertas de su ID hasta que se vuelva a mover</w:t>
             </w:r>
           </w:p>
         </w:tc>
@@ -1260,7 +1358,7 @@
               <w:rPr>
                 <w:lang w:val="es-ES"/>
               </w:rPr>
-              <w:t>Solo la recoge su personaje; suma al puntaje</w:t>
+              <w:t>Solo la recoge su personaje; juntarlas todas da una estrella</w:t>
             </w:r>
           </w:p>
         </w:tc>
@@ -1319,9 +1417,16 @@
       </w:pPr>
       <w:r>
         <w:rPr>
-          <w:lang w:val="es-ES"/>
-        </w:rPr>
-        <w:t>Al ganar: pantalla de resultado con tiempo, gemas y estrellas.</w:t>
+          <w:b/>
+          <w:lang w:val="es-ES"/>
+        </w:rPr>
+        <w:t xml:space="preserve">Victoria:</w:t>
+      </w:r>
+      <w:r>
+        <w:rPr>
+          <w:lang w:val="es-ES"/>
+        </w:rPr>
+        <w:t xml:space="preserve"> los dos parados al mismo tiempo sobre su puerta. Si en el mismo instante uno muere y el otro llega, gana la muerte y se reinicia el nivel.</w:t>
       </w:r>
     </w:p>
     <w:p>
@@ -1340,13 +1445,13 @@
           <w:b/>
           <w:lang w:val="es-ES"/>
         </w:rPr>
-        <w:t>Estrellas:</w:t>
-      </w:r>
-      <w:r>
-        <w:rPr>
-          <w:lang w:val="es-ES"/>
-        </w:rPr>
-        <w:t xml:space="preserve"> 1 por terminar, 1 por recoger todas las gemas, 1 por terminar bajo el tiempo objetivo del nivel.</w:t>
+        <w:t xml:space="preserve">Reinicio</w:t>
+      </w:r>
+      <w:r>
+        <w:rPr>
+          <w:lang w:val="es-ES"/>
+        </w:rPr>
+        <w:t xml:space="preserve"> (con R o al morir): todo vuelve al inicio (posiciones, cronómetro, gemas, botones, palancas, compuertas, cristales y barreras). Se conservan el modo de juego y el progreso desbloqueado.</w:t>
       </w:r>
     </w:p>
     <w:p>
@@ -1364,6 +1469,67 @@
         <w:rPr>
           <w:lang w:val="es-ES"/>
         </w:rPr>
+        <w:t>Al ganar: pantalla de resultado con tiempo, gemas y estrellas.</w:t>
+      </w:r>
+    </w:p>
+    <w:p>
+      <w:pPr>
+        <w:pStyle w:val="Prrafodelista"/>
+        <w:numPr>
+          <w:ilvl w:val="0"/>
+          <w:numId w:val="4"/>
+        </w:numPr>
+        <w:rPr>
+          <w:lang w:val="es-ES"/>
+        </w:rPr>
+      </w:pPr>
+      <w:r>
+        <w:rPr>
+          <w:b/>
+          <w:lang w:val="es-ES"/>
+        </w:rPr>
+        <w:t>Estrellas:</w:t>
+      </w:r>
+      <w:r>
+        <w:rPr>
+          <w:lang w:val="es-ES"/>
+        </w:rPr>
+        <w:t xml:space="preserve"> 1 por terminar, 1 por recoger todas las gemas, 1 por terminar bajo el tiempo objetivo del nivel.</w:t>
+      </w:r>
+    </w:p>
+    <w:p>
+      <w:pPr>
+        <w:pStyle w:val="Prrafodelista"/>
+        <w:numPr>
+          <w:ilvl w:val="0"/>
+          <w:numId w:val="4"/>
+        </w:numPr>
+        <w:rPr>
+          <w:lang w:val="es-ES"/>
+        </w:rPr>
+      </w:pPr>
+      <w:r>
+        <w:rPr>
+          <w:lang w:val="es-ES"/>
+        </w:rPr>
+        <w:t xml:space="preserve">No hay puntaje numérico: el resultado se mide con el tiempo, las gemas (X/Y) y las estrellas.</w:t>
+      </w:r>
+    </w:p>
+    <w:p>
+      <w:pPr>
+        <w:pStyle w:val="Prrafodelista"/>
+        <w:numPr>
+          <w:ilvl w:val="0"/>
+          <w:numId w:val="4"/>
+        </w:numPr>
+        <w:rPr>
+          <w:lang w:val="es-ES"/>
+        </w:rPr>
+      </w:pPr>
+      <w:r>
+        <w:rPr>
+          <w:lang w:val="es-ES"/>
+        </w:rPr>
         <w:t xml:space="preserve">Progreso (niveles desbloqueados y mejores estrellas) guardado en </w:t>
       </w:r>
       <w:r>
@@ -1593,6 +1759,13 @@
         </w:rPr>
         <w:t xml:space="preserve"> escalones para aprender a saltar, una gema de cada color en cada sector y un muro con compuerta cooperativa (un botón de cada lado): uno pisa el botón y el otro pasa, después al revés. Escalera hasta el templo con las dos puertas.</w:t>
       </w:r>
+      <w:r>
+        <w:rPr>
+          <w:i/>
+          <w:lang w:val="es-ES"/>
+        </w:rPr>
+        <w:t xml:space="preserve"> Tiempo objetivo: 40 s.</w:t>
+      </w:r>
     </w:p>
     <w:p>
       <w:pPr>
@@ -1618,6 +1791,13 @@
         </w:rPr>
         <w:t xml:space="preserve"> abajo, un pozo de luz que solo cruza Lumo; arriba, un carril con pozo de sombra que solo cruza Umbra. En el centro se cruzan y cada uno sigue hacia su puerta. Nivel individual a propósito: sirve para aprender qué pisa cada uno.</w:t>
       </w:r>
+      <w:r>
+        <w:rPr>
+          <w:i/>
+          <w:lang w:val="es-ES"/>
+        </w:rPr>
+        <w:t xml:space="preserve"> Tiempo objetivo: 40 s.</w:t>
+      </w:r>
     </w:p>
     <w:p>
       <w:pPr>
@@ -1643,6 +1823,13 @@
         </w:rPr>
         <w:t xml:space="preserve"> Lumo cruza saltando piedras de luz altas y Umbra piedras de sombra bajas (cada uno muere en las del otro). Al final, Lumo pisa un botón para abrirle a Umbra la compuerta de su puerta.</w:t>
       </w:r>
+      <w:r>
+        <w:rPr>
+          <w:i/>
+          <w:lang w:val="es-ES"/>
+        </w:rPr>
+        <w:t xml:space="preserve"> Tiempo objetivo: 45 s.</w:t>
+      </w:r>
     </w:p>
     <w:p>
       <w:pPr>
@@ -1668,6 +1855,13 @@
         </w:rPr>
         <w:t xml:space="preserve"> Lumo va por un camino alto y Umbra por un túnel bajo. Tres compuertas en relevo: el botón de cada uno abre el camino del otro (rojo, azul, verde).</w:t>
       </w:r>
+      <w:r>
+        <w:rPr>
+          <w:i/>
+          <w:lang w:val="es-ES"/>
+        </w:rPr>
+        <w:t xml:space="preserve"> Tiempo objetivo: 45 s.</w:t>
+      </w:r>
     </w:p>
     <w:p>
       <w:pPr>
@@ -1693,6 +1887,13 @@
         </w:rPr>
         <w:t xml:space="preserve"> dos torres en zigzag separadas por un muro, con tres compuertas cada una. Los botones de cada torre abren las compuertas de la otra, así que suben turnándose.</w:t>
       </w:r>
+      <w:r>
+        <w:rPr>
+          <w:i/>
+          <w:lang w:val="es-ES"/>
+        </w:rPr>
+        <w:t xml:space="preserve"> Tiempo objetivo: 70 s.</w:t>
+      </w:r>
     </w:p>
     <w:p>
       <w:pPr>
@@ -1718,6 +1919,13 @@
         </w:rPr>
         <w:t xml:space="preserve"> Lumo empieza encerrado por una barrera de luz que Umbra apaga; después Lumo disuelve el muro de cristal que frena a Umbra. Sobre el abismo, Lumo cruza un puente de barreras y Umbra un piso de cristal (cada uno rompe el del otro si lo toca). Cada puerta está en una celda del material que abre el otro.</w:t>
       </w:r>
+      <w:r>
+        <w:rPr>
+          <w:i/>
+          <w:lang w:val="es-ES"/>
+        </w:rPr>
+        <w:t xml:space="preserve"> Tiempo objetivo: 45 s.</w:t>
+      </w:r>
     </w:p>
     <w:p>
       <w:pPr>
@@ -1743,6 +1951,13 @@
         </w:rPr>
         <w:t xml:space="preserve"> dos palancas azules (una de cada lado) controlan la compuerta del muro y el puente de compuertas sobre el abismo: encendida abre el muro pero deja el puente abierto. Hay que encender, pasar, apagar, cruzar y repetir desde el otro lado. El orden importa, pero nunca queda trabado.</w:t>
       </w:r>
+      <w:r>
+        <w:rPr>
+          <w:i/>
+          <w:lang w:val="es-ES"/>
+        </w:rPr>
+        <w:t xml:space="preserve"> Tiempo objetivo: 60 s.</w:t>
+      </w:r>
     </w:p>
     <w:p>
       <w:pPr>
@@ -1768,6 +1983,13 @@
         </w:rPr>
         <w:t xml:space="preserve"> carriles de luz y sombra, abismo con piedras, compuerta cooperativa y una torre en zigzag con barrera, cristal y compuerta verde. La palanca verde abre la torre pero también las piedras verdes del abismo: Umbra tiene que cruzar antes de que la enciendan.</w:t>
       </w:r>
+      <w:r>
+        <w:rPr>
+          <w:i/>
+          <w:lang w:val="es-ES"/>
+        </w:rPr>
+        <w:t xml:space="preserve"> Tiempo objetivo: 80 s.</w:t>
+      </w:r>
     </w:p>
     <w:p>
       <w:pPr>
@@ -2016,7 +2238,7 @@
         <w:rPr>
           <w:lang w:val="es-ES"/>
         </w:rPr>
-        <w:t>Rastro de partículas: destellos para Lumo, volutas de humo violeta para Umbra.</w:t>
+        <w:t xml:space="preserve">Rastro de partículas: destellos para Lumo, volutas de humo violeta para Umbra. También hay partículas en cada pozo (motas de luz, humo de sombra, bruma del abismo) y un estallido al disolverse un cristal o una barrera.</w:t>
       </w:r>
     </w:p>
     <w:p>
@@ -2116,7 +2338,20 @@
         <w:rPr>
           <w:lang w:val="es-ES"/>
         </w:rPr>
-        <w:t xml:space="preserve"> efectos cortos generados con jsfxr y exportados a </w:t>
+        <w:t xml:space="preserve"> cinco efectos (salto, gema, botón, muerte, victoria) generados por código con un sintetizador estilo jsfxr (</w:t>
+      </w:r>
+      <w:r>
+        <w:rPr>
+          <w:rStyle w:val="CodeChar"/>
+          <w:lang w:val="es-ES"/>
+        </w:rPr>
+        <w:t xml:space="preserve">scripts/generate-sfx.ts</w:t>
+      </w:r>
+      <w:r>
+        <w:rPr>
+          <w:lang w:val="es-ES"/>
+        </w:rPr>
+        <w:t xml:space="preserve">) y guardados como </w:t>
       </w:r>
       <w:r>
         <w:rPr>
@@ -2142,7 +2377,7 @@
         <w:rPr>
           <w:lang w:val="es-ES"/>
         </w:rPr>
-        <w:t xml:space="preserve"> (salto, gema, botón, muerte, victoria). Música: opcional y solo si sobra tiempo.</w:t>
+        <w:t xml:space="preserve">. Compuertas, palancas, cristales, barreras y puertas no tienen sonido. Música: opcional y solo si sobra tiempo.</w:t>
       </w:r>
     </w:p>
     <w:p>
@@ -2162,7 +2397,33 @@
         <w:rPr>
           <w:lang w:val="es-ES"/>
         </w:rPr>
-        <w:t xml:space="preserve"> menú principal (Un jugador / Dos jugadores, con la leyenda de los personajes), selector de niveles con estrellas, HUD mínimo (tiempo y gemas), pausa ([Reanudar] [Reiniciar] [Silencio] [Menú principal]) y resultado.</w:t>
+        <w:t xml:space="preserve"> menú principal (Un jugador / Dos jugadores, con la leyenda de los personajes), selector de niveles con estrellas (se desbloquean en orden), HUD (tiempo </w:t>
+      </w:r>
+      <w:r>
+        <w:rPr>
+          <w:rStyle w:val="CodeChar"/>
+          <w:lang w:val="es-ES"/>
+        </w:rPr>
+        <w:t xml:space="preserve">mm:ss</w:t>
+      </w:r>
+      <w:r>
+        <w:rPr>
+          <w:lang w:val="es-ES"/>
+        </w:rPr>
+        <w:t xml:space="preserve">, gemas </w:t>
+      </w:r>
+      <w:r>
+        <w:rPr>
+          <w:rStyle w:val="CodeChar"/>
+          <w:lang w:val="es-ES"/>
+        </w:rPr>
+        <w:t xml:space="preserve">X/Y</w:t>
+      </w:r>
+      <w:r>
+        <w:rPr>
+          <w:lang w:val="es-ES"/>
+        </w:rPr>
+        <w:t xml:space="preserve"> y modo 1P/2P), pausa ([Reanudar] [Reiniciar] [Silencio] [Menú principal]) y resultado (tiempo, gemas, estrellas y [Siguiente nivel] [Reintentar] [Volver al menú]; en el nivel 8 no hay "Siguiente").</w:t>
       </w:r>
     </w:p>
     <w:p>
@@ -2248,7 +2509,7 @@
         <w:br/>
         <w:t xml:space="preserve">│  ├─ main.ts             config de Phaser y lista de escenas</w:t>
         <w:br/>
-        <w:t xml:space="preserve">│  ├─ config/             physics.ts, colors.ts, keys.ts, textures.ts</w:t>
+        <w:t xml:space="preserve">│  ├─ config/             physics, colors, keys, textures, levels, audio, game, debug</w:t>
         <w:br/>
         <w:t xml:space="preserve">│  ├─ logic/              SIN imports de Phaser</w:t>
         <w:br/>
@@ -2262,13 +2523,13 @@
         <w:br/>
         <w:t xml:space="preserve">│  │  └─ progress.ts      guardado (recibe un storage inyectable)</w:t>
         <w:br/>
-        <w:t xml:space="preserve">│  ├─ scenes/             Boot, Menu, LevelSelect, Game, Result (la pausa es un overlay)</w:t>
+        <w:t xml:space="preserve">│  ├─ scenes/             Boot, Menu, LevelSelect, Game, Result + ui.ts (la pausa es un overlay)</w:t>
         <w:br/>
         <w:t xml:space="preserve">│  ├─ objects/            Player, Door, Gate, Button, Lever, Gem, Crystal, Barrier, Hazard</w:t>
         <w:br/>
         <w:t xml:space="preserve">│  └─ fx/                 art.ts (arte en Canvas 2D), partículas, sonido, transiciones</w:t>
         <w:br/>
-        <w:t xml:space="preserve">└─ tests/                 *.test.ts de src/logic</w:t>
+        <w:t xml:space="preserve">└─ tests/                 *.test.ts (lógica, config, niveles y sonidos)</w:t>
       </w:r>
     </w:p>
     <w:p>
@@ -2491,7 +2752,7 @@
           <w:b/>
           <w:lang w:val="es-ES"/>
         </w:rPr>
-        <w:t>Escena de juego:</w:t>
+        <w:t xml:space="preserve">Escena de juego:</w:t>
       </w:r>
       <w:r>
         <w:rPr>
@@ -2504,20 +2765,20 @@
           <w:rStyle w:val="CodeChar"/>
           <w:lang w:val="es-ES"/>
         </w:rPr>
-        <w:t>levelParser</w:t>
-      </w:r>
-      <w:r>
-        <w:rPr>
-          <w:lang w:val="es-ES"/>
-        </w:rPr>
-        <w:t xml:space="preserve">, crea un tilemap o grupo estático de Arcade para paredes, y grupos para pozos, compuertas y gemas. Las colisiones y solapamientos llaman a funciones de </w:t>
-      </w:r>
-      <w:r>
-        <w:rPr>
-          <w:rStyle w:val="CodeChar"/>
-          <w:lang w:val="es-ES"/>
-        </w:rPr>
-        <w:t>rules.ts</w:t>
+        <w:t xml:space="preserve">levelParser</w:t>
+      </w:r>
+      <w:r>
+        <w:rPr>
+          <w:lang w:val="es-ES"/>
+        </w:rPr>
+        <w:t xml:space="preserve"> y crea un grupo estático de Arcade para las paredes (sin tilemap). Cada pozo es un cuerpo estático que sirve de piso; el abismo no tiene piso. Compuertas, cristales, barreras y gemas son objetos propios. Las colisiones y solapamientos llaman a funciones de </w:t>
+      </w:r>
+      <w:r>
+        <w:rPr>
+          <w:rStyle w:val="CodeChar"/>
+          <w:lang w:val="es-ES"/>
+        </w:rPr>
+        <w:t xml:space="preserve">rules.ts</w:t>
       </w:r>
       <w:r>
         <w:rPr>
@@ -2550,13 +2811,39 @@
           <w:rStyle w:val="CodeChar"/>
           <w:lang w:val="es-ES"/>
         </w:rPr>
-        <w:t>?debug=1</w:t>
-      </w:r>
-      <w:r>
-        <w:rPr>
-          <w:lang w:val="es-ES"/>
-        </w:rPr>
-        <w:t xml:space="preserve"> en la URL activa el debug de Arcade Physics y permite saltar de nivel con las teclas 1–8.</w:t>
+        <w:t xml:space="preserve">?debug=1</w:t>
+      </w:r>
+      <w:r>
+        <w:rPr>
+          <w:lang w:val="es-ES"/>
+        </w:rPr>
+        <w:t xml:space="preserve"> en la URL muestra las hitbox de Arcade Physics y permite saltar de nivel con las teclas 1–8. Solo en </w:t>
+      </w:r>
+      <w:r>
+        <w:rPr>
+          <w:rStyle w:val="CodeChar"/>
+          <w:lang w:val="es-ES"/>
+        </w:rPr>
+        <w:t xml:space="preserve">npm run dev</w:t>
+      </w:r>
+      <w:r>
+        <w:rPr>
+          <w:lang w:val="es-ES"/>
+        </w:rPr>
+        <w:t xml:space="preserve">, el juego expone </w:t>
+      </w:r>
+      <w:r>
+        <w:rPr>
+          <w:rStyle w:val="CodeChar"/>
+          <w:lang w:val="es-ES"/>
+        </w:rPr>
+        <w:t xml:space="preserve">window.__lumoGame</w:t>
+      </w:r>
+      <w:r>
+        <w:rPr>
+          <w:lang w:val="es-ES"/>
+        </w:rPr>
+        <w:t xml:space="preserve"> para que las capturas automáticas (Playwright) abran niveles.</w:t>
       </w:r>
     </w:p>
     <w:p>
@@ -2797,6 +3084,39 @@
           <w:lang w:val="es-ES"/>
         </w:rPr>
         <w:t xml:space="preserve"> actualizado, un commit, y tu prueba manual. Conviene usar primero el agente Plan de OpenCode para que proponga los pasos, y después Build para ejecutarlos.</w:t>
+      </w:r>
+    </w:p>
+    <w:p>
+      <w:pPr>
+        <w:rPr>
+          <w:lang w:val="es-ES"/>
+        </w:rPr>
+      </w:pPr>
+      <w:r>
+        <w:rPr>
+          <w:b/>
+          <w:lang w:val="es-ES"/>
+        </w:rPr>
+        <w:t xml:space="preserve">Estado:</w:t>
+      </w:r>
+      <w:r>
+        <w:rPr>
+          <w:lang w:val="es-ES"/>
+        </w:rPr>
+        <w:t xml:space="preserve"> los 6 hitos y el rediseño v2 están implementados (detalle en </w:t>
+      </w:r>
+      <w:r>
+        <w:rPr>
+          <w:rStyle w:val="CodeChar"/>
+          <w:lang w:val="es-ES"/>
+        </w:rPr>
+        <w:t xml:space="preserve">docs/PROGRESS.md</w:t>
+      </w:r>
+      <w:r>
+        <w:rPr>
+          <w:lang w:val="es-ES"/>
+        </w:rPr>
+        <w:t xml:space="preserve">). Quedan las pruebas manuales de cada hito. Este plan se conserva como registro: por ejemplo, la pausa terminó siendo un overlay dentro de la escena de juego y no una escena aparte.</w:t>
       </w:r>
     </w:p>
     <w:tbl>
@@ -3829,7 +4149,7 @@
         <w:br/>
         <w:t>## Al terminar una tarea</w:t>
         <w:br/>
-        <w:t xml:space="preserve">- Corré `npm run typecheck`, `npm test` y `npm run validate-levels`.</w:t>
+        <w:t xml:space="preserve">- Corré `npm run typecheck`, `npm test` y `npm run validate-levels` (y `npm run solve-levels` si cambiaste un nivel).</w:t>
         <w:br/>
         <w:t xml:space="preserve">- Actualizá docs/PROGRESS.md con lo hecho y lo pendiente.</w:t>
         <w:br/>
